--- a/docs/MentoAI_DDD_Sprint4.docx
+++ b/docs/MentoAI_DDD_Sprint4.docx
@@ -1198,6 +1198,34 @@
                 <w:sz w:val="18"/>
               </w:rPr>
               <w:t>Usuários, perfis e autenticação.</w:t>
+            </w:r>
+          </w:p>
+        </w:tc>
+      </w:tr>
+      <w:tr>
+        <w:tc>
+          <w:tcPr>
+            <w:tcW w:type="dxa" w:w="4874"/>
+          </w:tcPr>
+          <w:p>
+            <w:r>
+              <w:rPr>
+                <w:rFonts w:ascii="Aptos" w:hAnsi="Aptos"/>
+              </w:rPr>
+              <w:t>feedback</w:t>
+            </w:r>
+          </w:p>
+        </w:tc>
+        <w:tc>
+          <w:tcPr>
+            <w:tcW w:type="dxa" w:w="4874"/>
+          </w:tcPr>
+          <w:p>
+            <w:r>
+              <w:rPr>
+                <w:rFonts w:ascii="Aptos" w:hAnsi="Aptos"/>
+              </w:rPr>
+              <w:t>Recebimento e encaminhamento de feedback.</w:t>
             </w:r>
           </w:p>
         </w:tc>
@@ -3142,17 +3170,8 @@
             <w:vAlign w:val="center"/>
           </w:tcPr>
           <w:p>
-            <w:pPr>
-              <w:spacing w:after="0" w:before="0"/>
-            </w:pPr>
-            <w:r/>
             <w:r>
-              <w:rPr>
-                <w:rFonts w:ascii="Aptos" w:hAnsi="Aptos"/>
-                <w:b w:val="0"/>
-                <w:sz w:val="14"/>
-              </w:rPr>
-              <w:t>Cria chat vinculado ao usuário autenticado e, opcionalmente, a cliente.</w:t>
+              <w:t>Cria chat vinculado ao usuário autenticado e a um cliente (clienteId obrigatório).</w:t>
             </w:r>
           </w:p>
         </w:tc>
@@ -4165,7 +4184,7 @@
     </w:p>
     <w:p>
       <w:r>
-        <w:t>As telas abaixo reproduzem os prints incorporados na documentação da Sprint 3, sem substituição ou alteração do conteúdo visual. As legendas e descrições foram mantidas na mesma sequência.</w:t>
+        <w:t>As telas abaixo reproduzem os prints incorporados na documentação da Sprint 3, sem substituição ou alteração do conteúdo visual. Elas documentam a interface do MVP, mas não implicam integração completa: Dashboard e Copiloto ainda usam mocks no frontend; a API do Copiloto está implementada, mas a tela ainda não a consome. Upload, Clientes, Reunião/Análise e Fila usam integração real; Alertas têm integração parcial.</w:t>
       </w:r>
     </w:p>
     <w:p>
